--- a/шпаргалка/Шпаргалка_Cowork_en.docx
+++ b/шпаргалка/Шпаргалка_Cowork_en.docx
@@ -781,7 +781,7 @@
         <w:rPr>
           <w:b/>
         </w:rPr>
-        <w:t>Ask before acting</w:t>
+        <w:t>Manual</w:t>
       </w:r>
       <w:r>
         <w:t xml:space="preserve"> — asks permission at every step. </w:t>
@@ -804,7 +804,7 @@
         <w:rPr>
           <w:b/>
         </w:rPr>
-        <w:t>Act without asking</w:t>
+        <w:t>Automatic</w:t>
       </w:r>
       <w:r>
         <w:t xml:space="preserve"> — works on its own. Turn it on only when a task is routine and already proven (a scheduled task you've debugged, for example). Claude always confirms file deletion regardless.</w:t>
@@ -836,7 +836,7 @@
         <w:t>Global instructions</w:t>
       </w:r>
       <w:r>
-        <w:t xml:space="preserve"> — your personal preferences across all projects (Settings → Cowork). Set it once, it works everywhere.</w:t>
+        <w:t xml:space="preserve"> — your personal preferences across all projects (Settings → General → Instructions for Claude). Set it once, it works everywhere.</w:t>
       </w:r>
     </w:p>
     <w:p>
@@ -1090,7 +1090,7 @@
         <w:rPr>
           <w:b/>
         </w:rPr>
-        <w:t>Ask before acting</w:t>
+        <w:t>Manual</w:t>
       </w:r>
       <w:r>
         <w:t xml:space="preserve"> mode (protection against prompt injection).</w:t>
@@ -1490,7 +1490,7 @@
         <w:rPr>
           <w:b/>
         </w:rPr>
-        <w:t>Ask before acting</w:t>
+        <w:t>Manual</w:t>
       </w:r>
       <w:r>
         <w:t xml:space="preserve"> mode only.</w:t>
@@ -1568,7 +1568,7 @@
         <w:pStyle w:val="ListBullet"/>
       </w:pPr>
       <w:r>
-        <w:t>Do NOT switch to Act without asking.</w:t>
+        <w:t>Do NOT switch to Automatic.</w:t>
       </w:r>
     </w:p>
     <w:p>
